--- a/progSpros_back/templates/Шаблон Пояснительная Записка Всего.docx
+++ b/progSpros_back/templates/Шаблон Пояснительная Записка Всего.docx
@@ -13,7 +13,7 @@
         <w:spacing w:lineRule="auto" w:line="240" w:before="60" w:after="0"/>
         <w:jc w:val="center"/>
         <w:rPr>
-          <w:rFonts w:asciiTheme="minorHAnsi" w:cstheme="minorBidi" w:eastAsiaTheme="minorHAnsi" w:hAnsiTheme="minorHAnsi"/>
+          <w:rFonts w:ascii="Calibri" w:hAnsi="Calibri" w:eastAsia="Calibri" w:cs="Arial" w:asciiTheme="minorHAnsi" w:cstheme="minorBidi" w:eastAsiaTheme="minorHAnsi" w:hAnsiTheme="minorHAnsi"/>
           <w:highlight w:val="none"/>
           <w:shd w:fill="auto" w:val="clear"/>
         </w:rPr>
@@ -43,7 +43,7 @@
         <w:spacing w:lineRule="auto" w:line="240" w:before="60" w:after="0"/>
         <w:jc w:val="center"/>
         <w:rPr>
-          <w:rFonts w:asciiTheme="minorHAnsi" w:cstheme="minorBidi" w:eastAsiaTheme="minorHAnsi" w:hAnsiTheme="minorHAnsi"/>
+          <w:rFonts w:ascii="Calibri" w:hAnsi="Calibri" w:eastAsia="Calibri" w:cs="Arial" w:asciiTheme="minorHAnsi" w:cstheme="minorBidi" w:eastAsiaTheme="minorHAnsi" w:hAnsiTheme="minorHAnsi"/>
           <w:highlight w:val="none"/>
           <w:shd w:fill="auto" w:val="clear"/>
         </w:rPr>
@@ -73,7 +73,7 @@
         <w:spacing w:lineRule="auto" w:line="240" w:before="60" w:after="0"/>
         <w:jc w:val="center"/>
         <w:rPr>
-          <w:rFonts w:asciiTheme="minorHAnsi" w:cstheme="minorBidi" w:eastAsiaTheme="minorHAnsi" w:hAnsiTheme="minorHAnsi"/>
+          <w:rFonts w:ascii="Calibri" w:hAnsi="Calibri" w:eastAsia="Calibri" w:cs="Arial" w:asciiTheme="minorHAnsi" w:cstheme="minorBidi" w:eastAsiaTheme="minorHAnsi" w:hAnsiTheme="minorHAnsi"/>
           <w:highlight w:val="none"/>
           <w:shd w:fill="auto" w:val="clear"/>
         </w:rPr>
@@ -188,7 +188,7 @@
         <w:spacing w:lineRule="auto" w:line="240" w:before="60" w:after="0"/>
         <w:jc w:val="both"/>
         <w:rPr>
-          <w:rFonts w:asciiTheme="minorHAnsi" w:cstheme="minorBidi" w:eastAsiaTheme="minorHAnsi" w:hAnsiTheme="minorHAnsi"/>
+          <w:rFonts w:ascii="Calibri" w:hAnsi="Calibri" w:eastAsia="Calibri" w:cs="Arial" w:asciiTheme="minorHAnsi" w:cstheme="minorBidi" w:eastAsiaTheme="minorHAnsi" w:hAnsiTheme="minorHAnsi"/>
           <w:highlight w:val="none"/>
           <w:shd w:fill="auto" w:val="clear"/>
         </w:rPr>
@@ -221,7 +221,7 @@
         <w:ind w:firstLine="709"/>
         <w:jc w:val="both"/>
         <w:rPr>
-          <w:rFonts w:asciiTheme="minorHAnsi" w:cstheme="minorBidi" w:eastAsiaTheme="minorHAnsi" w:hAnsiTheme="minorHAnsi"/>
+          <w:rFonts w:ascii="Calibri" w:hAnsi="Calibri" w:eastAsia="Calibri" w:cs="Arial" w:asciiTheme="minorHAnsi" w:cstheme="minorBidi" w:eastAsiaTheme="minorHAnsi" w:hAnsiTheme="minorHAnsi"/>
           <w:highlight w:val="none"/>
           <w:shd w:fill="auto" w:val="clear"/>
         </w:rPr>
@@ -308,22 +308,7 @@
           <w:shd w:fill="auto" w:val="clear"/>
           <w:lang w:val="ru-RU" w:eastAsia="en-US" w:bidi="ar-SA"/>
         </w:rPr>
-        <w:t>%</w:t>
-      </w:r>
-      <w:r>
-        <w:rPr>
-          <w:rFonts w:eastAsia="Times New Roman" w:cs="Times New Roman" w:ascii="Times New Roman" w:hAnsi="Times New Roman"/>
-          <w:b w:val="false"/>
-          <w:bCs w:val="false"/>
-          <w:i w:val="false"/>
-          <w:iCs w:val="false"/>
-          <w:kern w:val="0"/>
-          <w:sz w:val="28"/>
-          <w:szCs w:val="28"/>
-          <w:shd w:fill="auto" w:val="clear"/>
-          <w:lang w:val="ru-RU" w:eastAsia="en-US" w:bidi="ar-SA"/>
-        </w:rPr>
-        <w:t>exist_comparison%</w:t>
+        <w:t>%exist_comparison%</w:t>
       </w:r>
     </w:p>
     <w:p>
@@ -338,7 +323,7 @@
         <w:ind w:firstLine="709"/>
         <w:jc w:val="both"/>
         <w:rPr>
-          <w:rFonts w:asciiTheme="minorHAnsi" w:cstheme="minorBidi" w:eastAsiaTheme="minorHAnsi" w:hAnsiTheme="minorHAnsi"/>
+          <w:rFonts w:ascii="Calibri" w:hAnsi="Calibri" w:eastAsia="Calibri" w:cs="Arial" w:asciiTheme="minorHAnsi" w:cstheme="minorBidi" w:eastAsiaTheme="minorHAnsi" w:hAnsiTheme="minorHAnsi"/>
           <w:highlight w:val="none"/>
           <w:shd w:fill="auto" w:val="clear"/>
         </w:rPr>
@@ -455,37 +440,7 @@
           <w:shd w:fill="auto" w:val="clear"/>
           <w:lang w:val="ru-RU" w:eastAsia="en-US" w:bidi="ar-SA"/>
         </w:rPr>
-        <w:t xml:space="preserve"> в %</w:t>
-      </w:r>
-      <w:r>
-        <w:rPr>
-          <w:rFonts w:eastAsia="Times New Roman" w:cs="Times New Roman" w:ascii="Times New Roman" w:hAnsi="Times New Roman"/>
-          <w:b w:val="false"/>
-          <w:bCs w:val="false"/>
-          <w:i w:val="false"/>
-          <w:iCs w:val="false"/>
-          <w:kern w:val="0"/>
-          <w:sz w:val="28"/>
-          <w:szCs w:val="28"/>
-          <w:shd w:fill="auto" w:val="clear"/>
-          <w:lang w:val="ru-RU" w:eastAsia="en-US" w:bidi="ar-SA"/>
-        </w:rPr>
-        <w:t>expect_comparison%</w:t>
-      </w:r>
-      <w:r>
-        <w:rPr>
-          <w:rFonts w:eastAsia="Times New Roman" w:cs="Times New Roman" w:ascii="Times New Roman" w:hAnsi="Times New Roman"/>
-          <w:b w:val="false"/>
-          <w:bCs w:val="false"/>
-          <w:i w:val="false"/>
-          <w:iCs w:val="false"/>
-          <w:kern w:val="0"/>
-          <w:sz w:val="28"/>
-          <w:szCs w:val="28"/>
-          <w:shd w:fill="auto" w:val="clear"/>
-          <w:lang w:val="ru-RU" w:eastAsia="en-US" w:bidi="ar-SA"/>
-        </w:rPr>
-        <w:t xml:space="preserve"> </w:t>
+        <w:t xml:space="preserve"> %expect_comparison% </w:t>
       </w:r>
     </w:p>
     <w:p>
@@ -500,7 +455,7 @@
         <w:ind w:firstLine="709"/>
         <w:jc w:val="both"/>
         <w:rPr>
-          <w:rFonts w:asciiTheme="minorHAnsi" w:cstheme="minorBidi" w:eastAsiaTheme="minorHAnsi" w:hAnsiTheme="minorHAnsi"/>
+          <w:rFonts w:ascii="Calibri" w:hAnsi="Calibri" w:eastAsia="Calibri" w:cs="Arial" w:asciiTheme="minorHAnsi" w:cstheme="minorBidi" w:eastAsiaTheme="minorHAnsi" w:hAnsiTheme="minorHAnsi"/>
           <w:highlight w:val="none"/>
           <w:shd w:fill="auto" w:val="clear"/>
         </w:rPr>
@@ -587,37 +542,7 @@
           <w:shd w:fill="auto" w:val="clear"/>
           <w:lang w:val="ru-RU" w:eastAsia="en-US" w:bidi="ar-SA"/>
         </w:rPr>
-        <w:t>в %</w:t>
-      </w:r>
-      <w:r>
-        <w:rPr>
-          <w:rFonts w:eastAsia="Times New Roman" w:cs="Times New Roman" w:ascii="Times New Roman" w:hAnsi="Times New Roman"/>
-          <w:b w:val="false"/>
-          <w:bCs w:val="false"/>
-          <w:i w:val="false"/>
-          <w:iCs w:val="false"/>
-          <w:kern w:val="0"/>
-          <w:sz w:val="28"/>
-          <w:szCs w:val="28"/>
-          <w:shd w:fill="auto" w:val="clear"/>
-          <w:lang w:val="ru-RU" w:eastAsia="en-US" w:bidi="ar-SA"/>
-        </w:rPr>
-        <w:t>potential_comparison</w:t>
-      </w:r>
-      <w:r>
-        <w:rPr>
-          <w:rFonts w:eastAsia="Times New Roman" w:cs="Times New Roman" w:ascii="Times New Roman" w:hAnsi="Times New Roman"/>
-          <w:b w:val="false"/>
-          <w:bCs w:val="false"/>
-          <w:i w:val="false"/>
-          <w:iCs w:val="false"/>
-          <w:kern w:val="0"/>
-          <w:sz w:val="28"/>
-          <w:szCs w:val="28"/>
-          <w:shd w:fill="auto" w:val="clear"/>
-          <w:lang w:val="ru-RU" w:eastAsia="en-US" w:bidi="ar-SA"/>
-        </w:rPr>
-        <w:t>%</w:t>
+        <w:t>%potential_comparison%</w:t>
       </w:r>
     </w:p>
     <w:p>
@@ -632,7 +557,7 @@
         <w:ind w:firstLine="709"/>
         <w:jc w:val="both"/>
         <w:rPr>
-          <w:rFonts w:asciiTheme="minorHAnsi" w:cstheme="minorBidi" w:eastAsiaTheme="minorHAnsi" w:hAnsiTheme="minorHAnsi"/>
+          <w:rFonts w:ascii="Calibri" w:hAnsi="Calibri" w:eastAsia="Calibri" w:cs="Arial" w:asciiTheme="minorHAnsi" w:cstheme="minorBidi" w:eastAsiaTheme="minorHAnsi" w:hAnsiTheme="minorHAnsi"/>
           <w:highlight w:val="none"/>
           <w:shd w:fill="auto" w:val="clear"/>
         </w:rPr>
@@ -704,37 +629,7 @@
           <w:shd w:fill="auto" w:val="clear"/>
           <w:lang w:val="ru-RU" w:eastAsia="en-US" w:bidi="ar-SA"/>
         </w:rPr>
-        <w:t xml:space="preserve"> %</w:t>
-      </w:r>
-      <w:r>
-        <w:rPr>
-          <w:rFonts w:eastAsia="Times New Roman" w:cs="Times New Roman" w:ascii="Times New Roman" w:hAnsi="Times New Roman"/>
-          <w:b w:val="false"/>
-          <w:bCs w:val="false"/>
-          <w:i w:val="false"/>
-          <w:iCs w:val="false"/>
-          <w:kern w:val="0"/>
-          <w:sz w:val="28"/>
-          <w:szCs w:val="28"/>
-          <w:shd w:fill="auto" w:val="clear"/>
-          <w:lang w:val="ru-RU" w:eastAsia="en-US" w:bidi="ar-SA"/>
-        </w:rPr>
-        <w:t>promised_comparison</w:t>
-      </w:r>
-      <w:r>
-        <w:rPr>
-          <w:rFonts w:eastAsia="Times New Roman" w:cs="Times New Roman" w:ascii="Times New Roman" w:hAnsi="Times New Roman"/>
-          <w:b w:val="false"/>
-          <w:bCs w:val="false"/>
-          <w:i w:val="false"/>
-          <w:iCs w:val="false"/>
-          <w:kern w:val="0"/>
-          <w:sz w:val="28"/>
-          <w:szCs w:val="28"/>
-          <w:shd w:fill="auto" w:val="clear"/>
-          <w:lang w:val="ru-RU" w:eastAsia="en-US" w:bidi="ar-SA"/>
-        </w:rPr>
-        <w:t>%</w:t>
+        <w:t xml:space="preserve"> %promised_comparison%</w:t>
       </w:r>
     </w:p>
     <w:p>
@@ -749,7 +644,7 @@
         <w:ind w:firstLine="709"/>
         <w:jc w:val="both"/>
         <w:rPr>
-          <w:rFonts w:asciiTheme="minorHAnsi" w:cstheme="minorBidi" w:eastAsiaTheme="minorHAnsi" w:hAnsiTheme="minorHAnsi"/>
+          <w:rFonts w:ascii="Calibri" w:hAnsi="Calibri" w:eastAsia="Calibri" w:cs="Arial" w:asciiTheme="minorHAnsi" w:cstheme="minorBidi" w:eastAsiaTheme="minorHAnsi" w:hAnsiTheme="minorHAnsi"/>
           <w:highlight w:val="none"/>
           <w:shd w:fill="auto" w:val="clear"/>
         </w:rPr>
@@ -821,37 +716,7 @@
           <w:shd w:fill="auto" w:val="clear"/>
           <w:lang w:val="ru-RU" w:eastAsia="en-US" w:bidi="ar-SA"/>
         </w:rPr>
-        <w:t xml:space="preserve"> в %year_start% %</w:t>
-      </w:r>
-      <w:r>
-        <w:rPr>
-          <w:rFonts w:eastAsia="Times New Roman" w:cs="Times New Roman" w:ascii="Times New Roman" w:hAnsi="Times New Roman"/>
-          <w:b w:val="false"/>
-          <w:bCs w:val="false"/>
-          <w:i w:val="false"/>
-          <w:iCs w:val="false"/>
-          <w:kern w:val="0"/>
-          <w:sz w:val="28"/>
-          <w:szCs w:val="28"/>
-          <w:shd w:fill="auto" w:val="clear"/>
-          <w:lang w:val="ru-RU" w:eastAsia="en-US" w:bidi="ar-SA"/>
-        </w:rPr>
-        <w:t>max_comparison</w:t>
-      </w:r>
-      <w:r>
-        <w:rPr>
-          <w:rFonts w:eastAsia="Times New Roman" w:cs="Times New Roman" w:ascii="Times New Roman" w:hAnsi="Times New Roman"/>
-          <w:b w:val="false"/>
-          <w:bCs w:val="false"/>
-          <w:i w:val="false"/>
-          <w:iCs w:val="false"/>
-          <w:kern w:val="0"/>
-          <w:sz w:val="28"/>
-          <w:szCs w:val="28"/>
-          <w:shd w:fill="auto" w:val="clear"/>
-          <w:lang w:val="ru-RU" w:eastAsia="en-US" w:bidi="ar-SA"/>
-        </w:rPr>
-        <w:t>%</w:t>
+        <w:t xml:space="preserve"> в %year_start% %max_comparison%</w:t>
       </w:r>
     </w:p>
     <w:p>

--- a/progSpros_back/templates/Шаблон Пояснительная Записка Всего.docx
+++ b/progSpros_back/templates/Шаблон Пояснительная Записка Всего.docx
@@ -716,7 +716,7 @@
           <w:shd w:fill="auto" w:val="clear"/>
           <w:lang w:val="ru-RU" w:eastAsia="en-US" w:bidi="ar-SA"/>
         </w:rPr>
-        <w:t xml:space="preserve"> в %year_start% %max_comparison%</w:t>
+        <w:t xml:space="preserve"> %max_comparison%</w:t>
       </w:r>
     </w:p>
     <w:p>

--- a/progSpros_back/templates/Шаблон Пояснительная Записка Всего.docx
+++ b/progSpros_back/templates/Шаблон Пояснительная Записка Всего.docx
@@ -20,159 +20,7 @@
       </w:pPr>
       <w:r>
         <w:rPr>
-          <w:rFonts w:eastAsia="Times New Roman" w:cs="Times New Roman" w:ascii="Times New Roman" w:hAnsi="Times New Roman"/>
-          <w:b/>
-          <w:bCs/>
-          <w:kern w:val="0"/>
-          <w:sz w:val="28"/>
-          <w:szCs w:val="28"/>
-          <w:shd w:fill="auto" w:val="clear"/>
-          <w:lang w:val="ru-RU" w:eastAsia="en-US" w:bidi="ar-SA"/>
-        </w:rPr>
-        <w:t xml:space="preserve">Прогнозный спрос по регионам </w:t>
-      </w:r>
-    </w:p>
-    <w:p>
-      <w:pPr>
-        <w:pStyle w:val="Normal"/>
-        <w:widowControl w:val="false"/>
-        <w:tabs>
-          <w:tab w:val="clear" w:pos="708"/>
-          <w:tab w:val="left" w:pos="992" w:leader="none"/>
-        </w:tabs>
-        <w:spacing w:lineRule="auto" w:line="240" w:before="60" w:after="0"/>
-        <w:jc w:val="center"/>
-        <w:rPr>
-          <w:rFonts w:ascii="Calibri" w:hAnsi="Calibri" w:eastAsia="Calibri" w:cs="Arial" w:asciiTheme="minorHAnsi" w:cstheme="minorBidi" w:eastAsiaTheme="minorHAnsi" w:hAnsiTheme="minorHAnsi"/>
-          <w:highlight w:val="none"/>
-          <w:shd w:fill="auto" w:val="clear"/>
-        </w:rPr>
-      </w:pPr>
-      <w:r>
-        <w:rPr>
-          <w:rFonts w:eastAsia="Times New Roman" w:cs="Times New Roman" w:ascii="Times New Roman" w:hAnsi="Times New Roman"/>
-          <w:b/>
-          <w:bCs/>
-          <w:kern w:val="0"/>
-          <w:sz w:val="28"/>
-          <w:szCs w:val="28"/>
-          <w:shd w:fill="auto" w:val="clear"/>
-          <w:lang w:val="ru-RU" w:eastAsia="en-US" w:bidi="ar-SA"/>
-        </w:rPr>
-        <w:t xml:space="preserve">%title_regions% </w:t>
-      </w:r>
-    </w:p>
-    <w:p>
-      <w:pPr>
-        <w:pStyle w:val="Normal"/>
-        <w:widowControl w:val="false"/>
-        <w:tabs>
-          <w:tab w:val="clear" w:pos="708"/>
-          <w:tab w:val="left" w:pos="992" w:leader="none"/>
-        </w:tabs>
-        <w:spacing w:lineRule="auto" w:line="240" w:before="60" w:after="0"/>
-        <w:jc w:val="center"/>
-        <w:rPr>
-          <w:rFonts w:ascii="Calibri" w:hAnsi="Calibri" w:eastAsia="Calibri" w:cs="Arial" w:asciiTheme="minorHAnsi" w:cstheme="minorBidi" w:eastAsiaTheme="minorHAnsi" w:hAnsiTheme="minorHAnsi"/>
-          <w:highlight w:val="none"/>
-          <w:shd w:fill="auto" w:val="clear"/>
-        </w:rPr>
-      </w:pPr>
-      <w:r>
-        <w:rPr>
-          <w:rFonts w:eastAsia="Times New Roman" w:cs="Times New Roman" w:ascii="Times New Roman" w:hAnsi="Times New Roman"/>
-          <w:b/>
-          <w:bCs/>
-          <w:kern w:val="0"/>
-          <w:sz w:val="28"/>
-          <w:szCs w:val="28"/>
-          <w:shd w:fill="auto" w:val="clear"/>
-          <w:lang w:val="ru-RU" w:eastAsia="en-US" w:bidi="ar-SA"/>
-        </w:rPr>
-        <w:t xml:space="preserve">категории %industry_name% </w:t>
-      </w:r>
-      <w:r>
-        <w:rPr>
-          <w:rFonts w:eastAsia="Times New Roman" w:cs="Times New Roman" w:ascii="Times New Roman" w:hAnsi="Times New Roman"/>
-          <w:b/>
-          <w:bCs/>
-          <w:color w:themeColor="background1" w:themeShade="80" w:val="808080"/>
-          <w:kern w:val="0"/>
-          <w:sz w:val="28"/>
-          <w:szCs w:val="28"/>
-          <w:shd w:fill="auto" w:val="clear"/>
-          <w:lang w:val="ru-RU" w:eastAsia="en-US" w:bidi="ar-SA"/>
-        </w:rPr>
-        <w:t xml:space="preserve"> </w:t>
-      </w:r>
-      <w:r>
-        <w:rPr>
-          <w:rFonts w:eastAsia="Times New Roman" w:cs="Times New Roman" w:ascii="Times New Roman" w:hAnsi="Times New Roman"/>
-          <w:b/>
-          <w:bCs/>
-          <w:kern w:val="0"/>
-          <w:sz w:val="28"/>
-          <w:szCs w:val="28"/>
-          <w:shd w:fill="auto" w:val="clear"/>
-          <w:lang w:val="ru-RU" w:eastAsia="en-US" w:bidi="ar-SA"/>
-        </w:rPr>
-        <w:t>в %year_start%-%year_end%</w:t>
-      </w:r>
-      <w:r>
-        <w:rPr>
-          <w:rFonts w:eastAsia="Times New Roman" w:cs="Times New Roman" w:ascii="Times New Roman" w:hAnsi="Times New Roman"/>
-          <w:b/>
-          <w:bCs/>
-          <w:color w:val="FF0000"/>
-          <w:kern w:val="0"/>
-          <w:sz w:val="28"/>
-          <w:szCs w:val="28"/>
-          <w:shd w:fill="auto" w:val="clear"/>
-          <w:lang w:val="ru-RU" w:eastAsia="en-US" w:bidi="ar-SA"/>
-        </w:rPr>
-        <w:t xml:space="preserve"> </w:t>
-      </w:r>
-      <w:r>
-        <w:rPr>
-          <w:rFonts w:eastAsia="Times New Roman" w:cs="Times New Roman" w:ascii="Times New Roman" w:hAnsi="Times New Roman"/>
-          <w:b/>
-          <w:bCs/>
-          <w:kern w:val="0"/>
-          <w:sz w:val="28"/>
-          <w:szCs w:val="28"/>
-          <w:shd w:fill="auto" w:val="clear"/>
-          <w:lang w:val="ru-RU" w:eastAsia="en-US" w:bidi="ar-SA"/>
-        </w:rPr>
-        <w:t xml:space="preserve">гг. </w:t>
-      </w:r>
-    </w:p>
-    <w:p>
-      <w:pPr>
-        <w:pStyle w:val="Normal"/>
-        <w:widowControl w:val="false"/>
-        <w:tabs>
-          <w:tab w:val="clear" w:pos="708"/>
-          <w:tab w:val="left" w:pos="992" w:leader="none"/>
-        </w:tabs>
-        <w:spacing w:lineRule="auto" w:line="240" w:before="60" w:after="0"/>
-        <w:jc w:val="center"/>
-        <w:rPr>
-          <w:rFonts w:ascii="Times New Roman" w:hAnsi="Times New Roman" w:eastAsia="Times New Roman" w:cs="Times New Roman"/>
-          <w:b/>
-          <w:bCs/>
-          <w:sz w:val="28"/>
-          <w:szCs w:val="28"/>
-          <w:highlight w:val="none"/>
-          <w:shd w:fill="auto" w:val="clear"/>
-        </w:rPr>
-      </w:pPr>
-      <w:r>
-        <w:rPr>
-          <w:rFonts w:eastAsia="Times New Roman" w:cs="Times New Roman" w:ascii="Times New Roman" w:hAnsi="Times New Roman"/>
-          <w:b/>
-          <w:bCs/>
-          <w:sz w:val="28"/>
-          <w:szCs w:val="28"/>
+          <w:rFonts w:eastAsia="Calibri" w:cs="Arial" w:cstheme="minorBidi" w:eastAsiaTheme="minorHAnsi"/>
           <w:shd w:fill="auto" w:val="clear"/>
         </w:rPr>
       </w:r>
@@ -239,7 +87,22 @@
           <w:shd w:fill="auto" w:val="clear"/>
           <w:lang w:val="ru-RU" w:eastAsia="en-US" w:bidi="ar-SA"/>
         </w:rPr>
-        <w:t xml:space="preserve">Потребление </w:t>
+        <w:t>Объем потребления</w:t>
+      </w:r>
+      <w:r>
+        <w:rPr>
+          <w:rFonts w:eastAsia="Times New Roman" w:cs="Times New Roman" w:ascii="Times New Roman" w:hAnsi="Times New Roman"/>
+          <w:b w:val="false"/>
+          <w:bCs w:val="false"/>
+          <w:i w:val="false"/>
+          <w:iCs w:val="false"/>
+          <w:kern w:val="0"/>
+          <w:sz w:val="28"/>
+          <w:szCs w:val="28"/>
+          <w:shd w:fill="auto" w:val="clear"/>
+          <w:lang w:val="ru-RU" w:eastAsia="en-US" w:bidi="ar-SA"/>
+        </w:rPr>
+        <w:t xml:space="preserve"> </w:t>
       </w:r>
       <w:r>
         <w:rPr>

--- a/progSpros_back/templates/Шаблон Пояснительная Записка Всего.docx
+++ b/progSpros_back/templates/Шаблон Пояснительная Записка Всего.docx
@@ -87,22 +87,7 @@
           <w:shd w:fill="auto" w:val="clear"/>
           <w:lang w:val="ru-RU" w:eastAsia="en-US" w:bidi="ar-SA"/>
         </w:rPr>
-        <w:t>Объем потребления</w:t>
-      </w:r>
-      <w:r>
-        <w:rPr>
-          <w:rFonts w:eastAsia="Times New Roman" w:cs="Times New Roman" w:ascii="Times New Roman" w:hAnsi="Times New Roman"/>
-          <w:b w:val="false"/>
-          <w:bCs w:val="false"/>
-          <w:i w:val="false"/>
-          <w:iCs w:val="false"/>
-          <w:kern w:val="0"/>
-          <w:sz w:val="28"/>
-          <w:szCs w:val="28"/>
-          <w:shd w:fill="auto" w:val="clear"/>
-          <w:lang w:val="ru-RU" w:eastAsia="en-US" w:bidi="ar-SA"/>
-        </w:rPr>
-        <w:t xml:space="preserve"> </w:t>
+        <w:t xml:space="preserve">Объем потребления </w:t>
       </w:r>
       <w:r>
         <w:rPr>
@@ -172,6 +157,21 @@
           <w:lang w:val="ru-RU" w:eastAsia="en-US" w:bidi="ar-SA"/>
         </w:rPr>
         <w:t>%exist_comparison%</w:t>
+      </w:r>
+      <w:r>
+        <w:rPr>
+          <w:rFonts w:eastAsia="Calibri" w:cs="Arial" w:cstheme="minorBidi" w:eastAsiaTheme="minorHAnsi"/>
+          <w:b w:val="false"/>
+          <w:bCs w:val="false"/>
+          <w:i w:val="false"/>
+          <w:iCs w:val="false"/>
+          <w:kern w:val="0"/>
+          <w:sz w:val="28"/>
+          <w:szCs w:val="28"/>
+          <w:shd w:fill="auto" w:val="clear"/>
+          <w:lang w:val="ru-RU" w:eastAsia="en-US" w:bidi="ar-SA"/>
+        </w:rPr>
+        <w:t>.</w:t>
       </w:r>
     </w:p>
     <w:p>
@@ -303,7 +303,22 @@
           <w:shd w:fill="auto" w:val="clear"/>
           <w:lang w:val="ru-RU" w:eastAsia="en-US" w:bidi="ar-SA"/>
         </w:rPr>
-        <w:t xml:space="preserve"> %expect_comparison% </w:t>
+        <w:t xml:space="preserve"> %expect_comparison%</w:t>
+      </w:r>
+      <w:r>
+        <w:rPr>
+          <w:rFonts w:eastAsia="Calibri" w:cs="Arial" w:cstheme="minorBidi" w:eastAsiaTheme="minorHAnsi"/>
+          <w:b w:val="false"/>
+          <w:bCs w:val="false"/>
+          <w:i w:val="false"/>
+          <w:iCs w:val="false"/>
+          <w:kern w:val="0"/>
+          <w:sz w:val="28"/>
+          <w:szCs w:val="28"/>
+          <w:shd w:fill="auto" w:val="clear"/>
+          <w:lang w:val="ru-RU" w:eastAsia="en-US" w:bidi="ar-SA"/>
+        </w:rPr>
+        <w:t>.</w:t>
       </w:r>
     </w:p>
     <w:p>
@@ -407,6 +422,21 @@
         </w:rPr>
         <w:t>%potential_comparison%</w:t>
       </w:r>
+      <w:r>
+        <w:rPr>
+          <w:rFonts w:eastAsia="Calibri" w:cs="Arial" w:cstheme="minorBidi" w:eastAsiaTheme="minorHAnsi"/>
+          <w:b w:val="false"/>
+          <w:bCs w:val="false"/>
+          <w:i w:val="false"/>
+          <w:iCs w:val="false"/>
+          <w:kern w:val="0"/>
+          <w:sz w:val="28"/>
+          <w:szCs w:val="28"/>
+          <w:shd w:fill="auto" w:val="clear"/>
+          <w:lang w:val="ru-RU" w:eastAsia="en-US" w:bidi="ar-SA"/>
+        </w:rPr>
+        <w:t>.</w:t>
+      </w:r>
     </w:p>
     <w:p>
       <w:pPr>
@@ -494,6 +524,21 @@
         </w:rPr>
         <w:t xml:space="preserve"> %promised_comparison%</w:t>
       </w:r>
+      <w:r>
+        <w:rPr>
+          <w:rFonts w:eastAsia="Calibri" w:cs="Arial" w:cstheme="minorBidi" w:eastAsiaTheme="minorHAnsi"/>
+          <w:b w:val="false"/>
+          <w:bCs w:val="false"/>
+          <w:i w:val="false"/>
+          <w:iCs w:val="false"/>
+          <w:kern w:val="0"/>
+          <w:sz w:val="28"/>
+          <w:szCs w:val="28"/>
+          <w:shd w:fill="auto" w:val="clear"/>
+          <w:lang w:val="ru-RU" w:eastAsia="en-US" w:bidi="ar-SA"/>
+        </w:rPr>
+        <w:t>.</w:t>
+      </w:r>
     </w:p>
     <w:p>
       <w:pPr>
@@ -580,6 +625,21 @@
           <w:lang w:val="ru-RU" w:eastAsia="en-US" w:bidi="ar-SA"/>
         </w:rPr>
         <w:t xml:space="preserve"> %max_comparison%</w:t>
+      </w:r>
+      <w:r>
+        <w:rPr>
+          <w:rFonts w:eastAsia="Calibri" w:cs="Arial" w:cstheme="minorBidi" w:eastAsiaTheme="minorHAnsi"/>
+          <w:b w:val="false"/>
+          <w:bCs w:val="false"/>
+          <w:i w:val="false"/>
+          <w:iCs w:val="false"/>
+          <w:kern w:val="0"/>
+          <w:sz w:val="28"/>
+          <w:szCs w:val="28"/>
+          <w:shd w:fill="auto" w:val="clear"/>
+          <w:lang w:val="ru-RU" w:eastAsia="en-US" w:bidi="ar-SA"/>
+        </w:rPr>
+        <w:t>.</w:t>
       </w:r>
     </w:p>
     <w:p>

--- a/progSpros_back/templates/Шаблон Пояснительная Записка Всего.docx
+++ b/progSpros_back/templates/Шаблон Пояснительная Записка Всего.docx
@@ -103,34 +103,6 @@
           <w:lang w:val="ru-RU" w:eastAsia="en-US" w:bidi="ar-SA"/>
         </w:rPr>
         <w:t>действующих потребителей</w:t>
-      </w:r>
-      <w:r>
-        <w:rPr>
-          <w:rFonts w:eastAsia="Times New Roman" w:cs="Times New Roman" w:ascii="Times New Roman" w:hAnsi="Times New Roman"/>
-          <w:b w:val="false"/>
-          <w:bCs w:val="false"/>
-          <w:i w:val="false"/>
-          <w:iCs w:val="false"/>
-          <w:kern w:val="0"/>
-          <w:sz w:val="28"/>
-          <w:szCs w:val="28"/>
-          <w:shd w:fill="auto" w:val="clear"/>
-          <w:lang w:val="ru-RU" w:eastAsia="en-US" w:bidi="ar-SA"/>
-        </w:rPr>
-        <w:t xml:space="preserve"> </w:t>
-      </w:r>
-      <w:r>
-        <w:rPr>
-          <w:rFonts w:eastAsia="Times New Roman" w:cs="Times New Roman" w:ascii="Times New Roman" w:hAnsi="Times New Roman"/>
-          <w:b w:val="false"/>
-          <w:bCs w:val="false"/>
-          <w:kern w:val="0"/>
-          <w:sz w:val="28"/>
-          <w:szCs w:val="28"/>
-          <w:shd w:fill="auto" w:val="clear"/>
-          <w:lang w:val="ru-RU" w:eastAsia="en-US" w:bidi="ar-SA"/>
-        </w:rPr>
-        <w:t>категории</w:t>
       </w:r>
       <w:r>
         <w:rPr>
@@ -254,34 +226,6 @@
       <w:r>
         <w:rPr>
           <w:rFonts w:eastAsia="Times New Roman" w:cs="Times New Roman" w:ascii="Times New Roman" w:hAnsi="Times New Roman"/>
-          <w:b w:val="false"/>
-          <w:bCs w:val="false"/>
-          <w:i w:val="false"/>
-          <w:iCs w:val="false"/>
-          <w:kern w:val="0"/>
-          <w:sz w:val="28"/>
-          <w:szCs w:val="28"/>
-          <w:shd w:fill="auto" w:val="clear"/>
-          <w:lang w:val="ru-RU" w:eastAsia="en-US" w:bidi="ar-SA"/>
-        </w:rPr>
-        <w:t xml:space="preserve"> </w:t>
-      </w:r>
-      <w:r>
-        <w:rPr>
-          <w:rFonts w:eastAsia="Times New Roman" w:cs="Times New Roman" w:ascii="Times New Roman" w:hAnsi="Times New Roman"/>
-          <w:b w:val="false"/>
-          <w:bCs w:val="false"/>
-          <w:kern w:val="0"/>
-          <w:sz w:val="28"/>
-          <w:szCs w:val="28"/>
-          <w:shd w:fill="auto" w:val="clear"/>
-          <w:lang w:val="ru-RU" w:eastAsia="en-US" w:bidi="ar-SA"/>
-        </w:rPr>
-        <w:t>категории</w:t>
-      </w:r>
-      <w:r>
-        <w:rPr>
-          <w:rFonts w:eastAsia="Times New Roman" w:cs="Times New Roman" w:ascii="Times New Roman" w:hAnsi="Times New Roman"/>
           <w:kern w:val="0"/>
           <w:sz w:val="28"/>
           <w:szCs w:val="28"/>
@@ -371,34 +315,6 @@
       <w:r>
         <w:rPr>
           <w:rFonts w:eastAsia="Times New Roman" w:cs="Times New Roman" w:ascii="Times New Roman" w:hAnsi="Times New Roman"/>
-          <w:b w:val="false"/>
-          <w:bCs w:val="false"/>
-          <w:i w:val="false"/>
-          <w:iCs w:val="false"/>
-          <w:kern w:val="0"/>
-          <w:sz w:val="28"/>
-          <w:szCs w:val="28"/>
-          <w:shd w:fill="auto" w:val="clear"/>
-          <w:lang w:val="ru-RU" w:eastAsia="en-US" w:bidi="ar-SA"/>
-        </w:rPr>
-        <w:t xml:space="preserve"> </w:t>
-      </w:r>
-      <w:r>
-        <w:rPr>
-          <w:rFonts w:eastAsia="Times New Roman" w:cs="Times New Roman" w:ascii="Times New Roman" w:hAnsi="Times New Roman"/>
-          <w:b w:val="false"/>
-          <w:bCs w:val="false"/>
-          <w:kern w:val="0"/>
-          <w:sz w:val="28"/>
-          <w:szCs w:val="28"/>
-          <w:shd w:fill="auto" w:val="clear"/>
-          <w:lang w:val="ru-RU" w:eastAsia="en-US" w:bidi="ar-SA"/>
-        </w:rPr>
-        <w:t>категории</w:t>
-      </w:r>
-      <w:r>
-        <w:rPr>
-          <w:rFonts w:eastAsia="Times New Roman" w:cs="Times New Roman" w:ascii="Times New Roman" w:hAnsi="Times New Roman"/>
           <w:kern w:val="0"/>
           <w:sz w:val="28"/>
           <w:szCs w:val="28"/>
@@ -473,34 +389,6 @@
       <w:r>
         <w:rPr>
           <w:rFonts w:eastAsia="Times New Roman" w:cs="Times New Roman" w:ascii="Times New Roman" w:hAnsi="Times New Roman"/>
-          <w:b w:val="false"/>
-          <w:bCs w:val="false"/>
-          <w:i w:val="false"/>
-          <w:iCs w:val="false"/>
-          <w:kern w:val="0"/>
-          <w:sz w:val="28"/>
-          <w:szCs w:val="28"/>
-          <w:shd w:fill="auto" w:val="clear"/>
-          <w:lang w:val="ru-RU" w:eastAsia="en-US" w:bidi="ar-SA"/>
-        </w:rPr>
-        <w:t xml:space="preserve"> </w:t>
-      </w:r>
-      <w:r>
-        <w:rPr>
-          <w:rFonts w:eastAsia="Times New Roman" w:cs="Times New Roman" w:ascii="Times New Roman" w:hAnsi="Times New Roman"/>
-          <w:b w:val="false"/>
-          <w:bCs w:val="false"/>
-          <w:kern w:val="0"/>
-          <w:sz w:val="28"/>
-          <w:szCs w:val="28"/>
-          <w:shd w:fill="auto" w:val="clear"/>
-          <w:lang w:val="ru-RU" w:eastAsia="en-US" w:bidi="ar-SA"/>
-        </w:rPr>
-        <w:t>категории</w:t>
-      </w:r>
-      <w:r>
-        <w:rPr>
-          <w:rFonts w:eastAsia="Times New Roman" w:cs="Times New Roman" w:ascii="Times New Roman" w:hAnsi="Times New Roman"/>
           <w:kern w:val="0"/>
           <w:sz w:val="28"/>
           <w:szCs w:val="28"/>
@@ -571,34 +459,6 @@
           <w:lang w:val="ru-RU" w:eastAsia="en-US" w:bidi="ar-SA"/>
         </w:rPr>
         <w:t>Максимальный сценарий спроса потребителей</w:t>
-      </w:r>
-      <w:r>
-        <w:rPr>
-          <w:rFonts w:eastAsia="Times New Roman" w:cs="Times New Roman" w:ascii="Times New Roman" w:hAnsi="Times New Roman"/>
-          <w:b w:val="false"/>
-          <w:bCs w:val="false"/>
-          <w:i w:val="false"/>
-          <w:iCs w:val="false"/>
-          <w:kern w:val="0"/>
-          <w:sz w:val="28"/>
-          <w:szCs w:val="28"/>
-          <w:shd w:fill="auto" w:val="clear"/>
-          <w:lang w:val="ru-RU" w:eastAsia="en-US" w:bidi="ar-SA"/>
-        </w:rPr>
-        <w:t xml:space="preserve"> </w:t>
-      </w:r>
-      <w:r>
-        <w:rPr>
-          <w:rFonts w:eastAsia="Times New Roman" w:cs="Times New Roman" w:ascii="Times New Roman" w:hAnsi="Times New Roman"/>
-          <w:b w:val="false"/>
-          <w:bCs w:val="false"/>
-          <w:kern w:val="0"/>
-          <w:sz w:val="28"/>
-          <w:szCs w:val="28"/>
-          <w:shd w:fill="auto" w:val="clear"/>
-          <w:lang w:val="ru-RU" w:eastAsia="en-US" w:bidi="ar-SA"/>
-        </w:rPr>
-        <w:t>категории</w:t>
       </w:r>
       <w:r>
         <w:rPr>
